--- a/GRC_CDP_Template.docx
+++ b/GRC_CDP_Template.docx
@@ -27,14 +27,35 @@
       </w:r>
     </w:p>
     <w:p>
+      <w:pPr>
+        <w:pStyle w:val="BodyText"/>
+        <w:ind w:firstLine="480"/>
+      </w:pPr>
       <w:r>
         <w:rPr>
-          <w:noProof/>
+          <w:rFonts w:ascii="Apple Color Emoji" w:hAnsi="Apple Color Emoji" w:cs="Apple Color Emoji"/>
         </w:rPr>
-      </w:r>
-      <w:r>
-        <w:pict w14:anchorId="60E702B0">
-          <v:rect id="Horizontal Line 1" o:spid="_x0000_s1036" style="width:468pt;height:1.1pt;visibility:visible;mso-wrap-style:square;mso-left-percent:-10001;mso-top-percent:-10001;mso-position-horizontal:absolute;mso-position-horizontal-relative:char;mso-position-vertical:absolute;mso-position-vertical-relative:line;mso-left-percent:-10001;mso-top-percent:-10001;v-text-anchor:top" o:gfxdata="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" filled="f">
+        <w:t>▶️</w:t>
+      </w:r>
+      <w:r>
+        <w:t xml:space="preserve"> Watch the Demo</w:t>
+      </w:r>
+      <w:r>
+        <w:t xml:space="preserve">: </w:t>
+      </w:r>
+      <w:hyperlink r:id="rId8" w:history="1">
+        <w:r>
+          <w:rPr>
+            <w:rStyle w:val="Hyperlink"/>
+          </w:rPr>
+          <w:t>https://youtu.be/iwABrs9vpp4</w:t>
+        </w:r>
+      </w:hyperlink>
+    </w:p>
+    <w:p>
+      <w:r>
+        <w:pict w14:anchorId="7B6B2273">
+          <v:rect id="Horizontal Line 1" o:spid="_x0000_s1036" alt="" style="width:468pt;height:1.1pt;visibility:visible;mso-wrap-style:square;mso-width-percent:0;mso-height-percent:0;mso-left-percent:-10001;mso-top-percent:-10001;mso-position-horizontal:absolute;mso-position-horizontal-relative:char;mso-position-vertical:absolute;mso-position-vertical-relative:line;mso-width-percent:0;mso-height-percent:0;mso-left-percent:-10001;mso-top-percent:-10001;v-text-anchor:top" filled="f">
             <o:lock v:ext="edit" rotation="t" aspectratio="t" verticies="t" text="t" shapetype="t"/>
             <w10:anchorlock/>
           </v:rect>
@@ -77,19 +98,7 @@
           <w:rPr>
             <w:rStyle w:val="Hyperlink"/>
           </w:rPr>
-          <w:t>Experien</w:t>
-        </w:r>
-        <w:r>
-          <w:rPr>
-            <w:rStyle w:val="Hyperlink"/>
-          </w:rPr>
-          <w:t>c</w:t>
-        </w:r>
-        <w:r>
-          <w:rPr>
-            <w:rStyle w:val="Hyperlink"/>
-          </w:rPr>
-          <w:t>e Opportunities: If You’re Already Employed</w:t>
+          <w:t>Experience Opportunities: If You’re Already Employed</w:t>
         </w:r>
       </w:hyperlink>
       <w:r>
@@ -177,13 +186,8 @@
     </w:p>
     <w:p>
       <w:r>
-        <w:rPr>
-          <w:noProof/>
-        </w:rPr>
-      </w:r>
-      <w:r>
-        <w:pict w14:anchorId="70B9C785">
-          <v:rect id="Horizontal Line 2" o:spid="_x0000_s1035" style="width:468pt;height:1.1pt;visibility:visible;mso-wrap-style:square;mso-left-percent:-10001;mso-top-percent:-10001;mso-position-horizontal:absolute;mso-position-horizontal-relative:char;mso-position-vertical:absolute;mso-position-vertical-relative:line;mso-left-percent:-10001;mso-top-percent:-10001;v-text-anchor:top" o:gfxdata="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" filled="f">
+        <w:pict w14:anchorId="2A55C76E">
+          <v:rect id="Horizontal Line 2" o:spid="_x0000_s1035" alt="" style="width:468pt;height:1.1pt;visibility:visible;mso-wrap-style:square;mso-width-percent:0;mso-height-percent:0;mso-left-percent:-10001;mso-top-percent:-10001;mso-position-horizontal:absolute;mso-position-horizontal-relative:char;mso-position-vertical:absolute;mso-position-vertical-relative:line;mso-width-percent:0;mso-height-percent:0;mso-left-percent:-10001;mso-top-percent:-10001;v-text-anchor:top" filled="f">
             <o:lock v:ext="edit" rotation="t" aspectratio="t" verticies="t" text="t" shapetype="t"/>
             <w10:anchorlock/>
           </v:rect>
@@ -410,13 +414,8 @@
     </w:tbl>
     <w:p>
       <w:r>
-        <w:rPr>
-          <w:noProof/>
-        </w:rPr>
-      </w:r>
-      <w:r>
-        <w:pict w14:anchorId="66B2C18E">
-          <v:rect id="Horizontal Line 3" o:spid="_x0000_s1034" style="width:468pt;height:1.1pt;visibility:visible;mso-wrap-style:square;mso-left-percent:-10001;mso-top-percent:-10001;mso-position-horizontal:absolute;mso-position-horizontal-relative:char;mso-position-vertical:absolute;mso-position-vertical-relative:line;mso-left-percent:-10001;mso-top-percent:-10001;v-text-anchor:top" o:gfxdata="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" filled="f">
+        <w:pict w14:anchorId="26D875AB">
+          <v:rect id="Horizontal Line 3" o:spid="_x0000_s1034" alt="" style="width:468pt;height:1.1pt;visibility:visible;mso-wrap-style:square;mso-width-percent:0;mso-height-percent:0;mso-left-percent:-10001;mso-top-percent:-10001;mso-position-horizontal:absolute;mso-position-horizontal-relative:char;mso-position-vertical:absolute;mso-position-vertical-relative:line;mso-width-percent:0;mso-height-percent:0;mso-left-percent:-10001;mso-top-percent:-10001;v-text-anchor:top" filled="f">
             <o:lock v:ext="edit" rotation="t" aspectratio="t" verticies="t" text="t" shapetype="t"/>
             <w10:anchorlock/>
           </v:rect>
@@ -735,6 +734,7 @@
               <w:pStyle w:val="Compact"/>
             </w:pPr>
             <w:r>
+              <w:lastRenderedPageBreak/>
               <w:t>Regulatory Requirements (SOC 2, ISO, HIPAA, etc.)</w:t>
             </w:r>
           </w:p>
@@ -795,7 +795,6 @@
               <w:pStyle w:val="Compact"/>
             </w:pPr>
             <w:r>
-              <w:lastRenderedPageBreak/>
               <w:t>IS Audit Standards, Guidelines &amp; Codes of Ethics</w:t>
             </w:r>
           </w:p>
@@ -1820,11 +1819,8 @@
               <w:pStyle w:val="Compact"/>
             </w:pPr>
             <w:r>
-              <w:t xml:space="preserve">IT Governance Structures &amp; </w:t>
-            </w:r>
-            <w:r>
               <w:lastRenderedPageBreak/>
-              <w:t>Frameworks (COBIT, ITIL)</w:t>
+              <w:t>IT Governance Structures &amp; Frameworks (COBIT, ITIL)</w:t>
             </w:r>
           </w:p>
         </w:tc>
@@ -2898,6 +2894,7 @@
               <w:pStyle w:val="Compact"/>
             </w:pPr>
             <w:r>
+              <w:lastRenderedPageBreak/>
               <w:t>Cloud Security Concepts (AWS/Azure/GCP)</w:t>
             </w:r>
           </w:p>
@@ -2956,7 +2953,6 @@
               <w:pStyle w:val="Compact"/>
             </w:pPr>
             <w:r>
-              <w:lastRenderedPageBreak/>
               <w:t>Security Operations &amp; Monitoring</w:t>
             </w:r>
           </w:p>
@@ -3863,6 +3859,7 @@
               <w:pStyle w:val="Compact"/>
             </w:pPr>
             <w:r>
+              <w:lastRenderedPageBreak/>
               <w:t>Log Analysis &amp; Security Event Review</w:t>
             </w:r>
           </w:p>
@@ -3921,7 +3918,6 @@
               <w:pStyle w:val="Compact"/>
             </w:pPr>
             <w:r>
-              <w:lastRenderedPageBreak/>
               <w:t>Key Performance &amp; Risk Indicators (KPIs/KRIs)</w:t>
             </w:r>
           </w:p>
@@ -4702,11 +4698,11 @@
               <w:cnfStyle w:val="000000100000" w:firstRow="0" w:lastRow="0" w:firstColumn="0" w:lastColumn="0" w:oddVBand="0" w:evenVBand="0" w:oddHBand="1" w:evenHBand="0" w:firstRowFirstColumn="0" w:firstRowLastColumn="0" w:lastRowFirstColumn="0" w:lastRowLastColumn="0"/>
             </w:pPr>
             <w:r>
-              <w:t xml:space="preserve">MAP 2 (categorize &amp; classify AI systems), MEASURE 2 (evaluate for bias &amp; fairness), MEASURE 3 (track risk metrics) + GenAI Profile: </w:t>
+              <w:t xml:space="preserve">MAP 2 (categorize &amp; classify AI systems), MEASURE 2 (evaluate </w:t>
             </w:r>
             <w:r>
               <w:lastRenderedPageBreak/>
-              <w:t>Confabulation, Data Privacy, Harmful Bias</w:t>
+              <w:t>for bias &amp; fairness), MEASURE 3 (track risk metrics) + GenAI Profile: Confabulation, Data Privacy, Harmful Bias</w:t>
             </w:r>
           </w:p>
         </w:tc>
@@ -5008,13 +5004,8 @@
     </w:p>
     <w:p>
       <w:r>
-        <w:rPr>
-          <w:noProof/>
-        </w:rPr>
-      </w:r>
-      <w:r>
-        <w:pict w14:anchorId="5DB15DEA">
-          <v:rect id="Horizontal Line 4" o:spid="_x0000_s1033" style="width:468pt;height:1.1pt;visibility:visible;mso-wrap-style:square;mso-left-percent:-10001;mso-top-percent:-10001;mso-position-horizontal:absolute;mso-position-horizontal-relative:char;mso-position-vertical:absolute;mso-position-vertical-relative:line;mso-left-percent:-10001;mso-top-percent:-10001;v-text-anchor:top" o:gfxdata="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" filled="f">
+        <w:pict w14:anchorId="591B819A">
+          <v:rect id="Horizontal Line 4" o:spid="_x0000_s1033" alt="" style="width:468pt;height:1.1pt;visibility:visible;mso-wrap-style:square;mso-width-percent:0;mso-height-percent:0;mso-left-percent:-10001;mso-top-percent:-10001;mso-position-horizontal:absolute;mso-position-horizontal-relative:char;mso-position-vertical:absolute;mso-position-vertical-relative:line;mso-width-percent:0;mso-height-percent:0;mso-left-percent:-10001;mso-top-percent:-10001;v-text-anchor:top" filled="f">
             <o:lock v:ext="edit" rotation="t" aspectratio="t" verticies="t" text="t" shapetype="t"/>
             <w10:anchorlock/>
           </v:rect>
@@ -5295,6 +5286,7 @@
               <w:pStyle w:val="Compact"/>
             </w:pPr>
             <w:r>
+              <w:lastRenderedPageBreak/>
               <w:t>Adherence to Professional Standards &amp; Codes of Ethics</w:t>
             </w:r>
           </w:p>
@@ -5347,7 +5339,6 @@
       <w:bookmarkStart w:id="15" w:name="communication"/>
       <w:bookmarkEnd w:id="14"/>
       <w:r>
-        <w:lastRenderedPageBreak/>
         <w:t>Communication</w:t>
       </w:r>
     </w:p>
@@ -6587,6 +6578,7 @@
           <w:b/>
           <w:bCs/>
         </w:rPr>
+        <w:lastRenderedPageBreak/>
         <w:t>Enabling Score: ______ / 100</w:t>
       </w:r>
     </w:p>
@@ -6611,7 +6603,6 @@
           <w:b/>
           <w:bCs/>
         </w:rPr>
-        <w:lastRenderedPageBreak/>
         <w:t>Interpretation:</w:t>
       </w:r>
     </w:p>
@@ -6693,13 +6684,8 @@
     </w:p>
     <w:p>
       <w:r>
-        <w:rPr>
-          <w:noProof/>
-        </w:rPr>
-      </w:r>
-      <w:r>
-        <w:pict w14:anchorId="3D5C3BA4">
-          <v:rect id="Horizontal Line 5" o:spid="_x0000_s1032" style="width:468pt;height:1.1pt;visibility:visible;mso-wrap-style:square;mso-left-percent:-10001;mso-top-percent:-10001;mso-position-horizontal:absolute;mso-position-horizontal-relative:char;mso-position-vertical:absolute;mso-position-vertical-relative:line;mso-left-percent:-10001;mso-top-percent:-10001;v-text-anchor:top" o:gfxdata="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" filled="f">
+        <w:pict w14:anchorId="30A7B9AD">
+          <v:rect id="Horizontal Line 5" o:spid="_x0000_s1032" alt="" style="width:468pt;height:1.1pt;visibility:visible;mso-wrap-style:square;mso-width-percent:0;mso-height-percent:0;mso-left-percent:-10001;mso-top-percent:-10001;mso-position-horizontal:absolute;mso-position-horizontal-relative:char;mso-position-vertical:absolute;mso-position-vertical-relative:line;mso-width-percent:0;mso-height-percent:0;mso-left-percent:-10001;mso-top-percent:-10001;v-text-anchor:top" filled="f">
             <o:lock v:ext="edit" rotation="t" aspectratio="t" verticies="t" text="t" shapetype="t"/>
             <w10:anchorlock/>
           </v:rect>
@@ -6719,13 +6705,8 @@
     </w:p>
     <w:p>
       <w:r>
-        <w:rPr>
-          <w:noProof/>
-        </w:rPr>
-      </w:r>
-      <w:r>
-        <w:pict w14:anchorId="4EF68613">
-          <v:rect id="Horizontal Line 6" o:spid="_x0000_s1031" style="width:468pt;height:1.1pt;visibility:visible;mso-wrap-style:square;mso-left-percent:-10001;mso-top-percent:-10001;mso-position-horizontal:absolute;mso-position-horizontal-relative:char;mso-position-vertical:absolute;mso-position-vertical-relative:line;mso-left-percent:-10001;mso-top-percent:-10001;v-text-anchor:top" o:gfxdata="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" filled="f">
+        <w:pict w14:anchorId="74B8831B">
+          <v:rect id="Horizontal Line 6" o:spid="_x0000_s1031" alt="" style="width:468pt;height:1.1pt;visibility:visible;mso-wrap-style:square;mso-width-percent:0;mso-height-percent:0;mso-left-percent:-10001;mso-top-percent:-10001;mso-position-horizontal:absolute;mso-position-horizontal-relative:char;mso-position-vertical:absolute;mso-position-vertical-relative:line;mso-width-percent:0;mso-height-percent:0;mso-left-percent:-10001;mso-top-percent:-10001;v-text-anchor:top" filled="f">
             <o:lock v:ext="edit" rotation="t" aspectratio="t" verticies="t" text="t" shapetype="t"/>
             <w10:anchorlock/>
           </v:rect>
@@ -7216,7 +7197,7 @@
             <w:r>
               <w:t xml:space="preserve">Started writing about security in 1999; now runs Unsupervised Learning with 100K+ subscribers. </w:t>
             </w:r>
-            <w:hyperlink r:id="rId8">
+            <w:hyperlink r:id="rId9">
               <w:r>
                 <w:rPr>
                   <w:rStyle w:val="Hyperlink"/>
@@ -7266,9 +7247,13 @@
               <w:pStyle w:val="Compact"/>
             </w:pPr>
             <w:r>
-              <w:t xml:space="preserve">Built “Hack Smarter” channel to 39K+ subscribers in offensive security. Founded a 9,000+ member community. </w:t>
-            </w:r>
-            <w:hyperlink r:id="rId9">
+              <w:t xml:space="preserve">Built “Hack Smarter” channel to 39K+ subscribers in offensive security. Founded a 9,000+ member </w:t>
+            </w:r>
+            <w:r>
+              <w:lastRenderedPageBreak/>
+              <w:t xml:space="preserve">community. </w:t>
+            </w:r>
+            <w:hyperlink r:id="rId10">
               <w:r>
                 <w:rPr>
                   <w:rStyle w:val="Hyperlink"/>
@@ -7279,7 +7264,7 @@
             <w:r>
               <w:t xml:space="preserve">, </w:t>
             </w:r>
-            <w:hyperlink r:id="rId10">
+            <w:hyperlink r:id="rId11">
               <w:r>
                 <w:rPr>
                   <w:rStyle w:val="Hyperlink"/>
@@ -7335,7 +7320,7 @@
             <w:r>
               <w:t xml:space="preserve">Cybersecurity tutorials and home lab insights. </w:t>
             </w:r>
-            <w:hyperlink r:id="rId11">
+            <w:hyperlink r:id="rId12">
               <w:r>
                 <w:rPr>
                   <w:rStyle w:val="Hyperlink"/>
@@ -7938,7 +7923,7 @@
             <w:r>
               <w:t xml:space="preserve">Portfolio starter (no coding required). Listed on NIST.gov’s official community resources. </w:t>
             </w:r>
-            <w:hyperlink r:id="rId12">
+            <w:hyperlink r:id="rId13">
               <w:r>
                 <w:rPr>
                   <w:rStyle w:val="Hyperlink"/>
@@ -8037,7 +8022,7 @@
             <w:r>
               <w:t>Understanding offensive techniques sharpens your risk assessment instincts. e.g. </w:t>
             </w:r>
-            <w:hyperlink r:id="rId13">
+            <w:hyperlink r:id="rId14">
               <w:r>
                 <w:rPr>
                   <w:rStyle w:val="Hyperlink"/>
@@ -8179,6 +8164,7 @@
         </w:numPr>
       </w:pPr>
       <w:r>
+        <w:lastRenderedPageBreak/>
         <w:t>Install VS Code: https://code.visualstudio.com</w:t>
       </w:r>
     </w:p>
@@ -8203,7 +8189,6 @@
         </w:numPr>
       </w:pPr>
       <w:r>
-        <w:lastRenderedPageBreak/>
         <w:t>Create a GitHub account: https://github.com</w:t>
       </w:r>
     </w:p>
@@ -8260,13 +8245,8 @@
     </w:p>
     <w:p>
       <w:r>
-        <w:rPr>
-          <w:noProof/>
-        </w:rPr>
-      </w:r>
-      <w:r>
-        <w:pict w14:anchorId="1D300F76">
-          <v:rect id="Horizontal Line 7" o:spid="_x0000_s1030" style="width:468pt;height:1.1pt;visibility:visible;mso-wrap-style:square;mso-left-percent:-10001;mso-top-percent:-10001;mso-position-horizontal:absolute;mso-position-horizontal-relative:char;mso-position-vertical:absolute;mso-position-vertical-relative:line;mso-left-percent:-10001;mso-top-percent:-10001;v-text-anchor:top" o:gfxdata="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" filled="f">
+        <w:pict w14:anchorId="21AC3139">
+          <v:rect id="Horizontal Line 7" o:spid="_x0000_s1030" alt="" style="width:468pt;height:1.1pt;visibility:visible;mso-wrap-style:square;mso-width-percent:0;mso-height-percent:0;mso-left-percent:-10001;mso-top-percent:-10001;mso-position-horizontal:absolute;mso-position-horizontal-relative:char;mso-position-vertical:absolute;mso-position-vertical-relative:line;mso-width-percent:0;mso-height-percent:0;mso-left-percent:-10001;mso-top-percent:-10001;v-text-anchor:top" filled="f">
             <o:lock v:ext="edit" rotation="t" aspectratio="t" verticies="t" text="t" shapetype="t"/>
             <w10:anchorlock/>
           </v:rect>
@@ -8519,7 +8499,7 @@
       <w:r>
         <w:t>Consider becoming a mentor or reverse mentor (</w:t>
       </w:r>
-      <w:hyperlink r:id="rId14">
+      <w:hyperlink r:id="rId15">
         <w:r>
           <w:rPr>
             <w:rStyle w:val="Hyperlink"/>
@@ -8542,7 +8522,7 @@
       <w:r>
         <w:t>Mentor types to seek: coach, sponsor, or connector (</w:t>
       </w:r>
-      <w:hyperlink r:id="rId15">
+      <w:hyperlink r:id="rId16">
         <w:r>
           <w:rPr>
             <w:rStyle w:val="Hyperlink"/>
@@ -8568,7 +8548,7 @@
       <w:r>
         <w:t xml:space="preserve"> </w:t>
       </w:r>
-      <w:hyperlink r:id="rId16">
+      <w:hyperlink r:id="rId17">
         <w:r>
           <w:rPr>
             <w:rStyle w:val="Hyperlink"/>
@@ -8910,6 +8890,7 @@
       <w:bookmarkStart w:id="30" w:name="find-an-accountability-partner"/>
       <w:bookmarkEnd w:id="29"/>
       <w:r>
+        <w:lastRenderedPageBreak/>
         <w:t>Find an Accountability Partner</w:t>
       </w:r>
     </w:p>
@@ -8930,7 +8911,6 @@
           <w:b/>
           <w:bCs/>
         </w:rPr>
-        <w:lastRenderedPageBreak/>
         <w:t>How to find one:</w:t>
       </w:r>
     </w:p>
@@ -9150,7 +9130,7 @@
       <w:r>
         <w:t>Join a professional organization (</w:t>
       </w:r>
-      <w:hyperlink r:id="rId17">
+      <w:hyperlink r:id="rId18">
         <w:r>
           <w:rPr>
             <w:rStyle w:val="Hyperlink"/>
@@ -9161,7 +9141,7 @@
       <w:r>
         <w:t xml:space="preserve">, </w:t>
       </w:r>
-      <w:hyperlink r:id="rId18">
+      <w:hyperlink r:id="rId19">
         <w:r>
           <w:rPr>
             <w:rStyle w:val="Hyperlink"/>
@@ -9172,7 +9152,7 @@
       <w:r>
         <w:t xml:space="preserve">, </w:t>
       </w:r>
-      <w:hyperlink r:id="rId19">
+      <w:hyperlink r:id="rId20">
         <w:r>
           <w:rPr>
             <w:rStyle w:val="Hyperlink"/>
@@ -9540,6 +9520,7 @@
           <w:b/>
           <w:bCs/>
         </w:rPr>
+        <w:lastRenderedPageBreak/>
         <w:t>3. What I’ve done about it:</w:t>
       </w:r>
       <w:r>
@@ -9570,7 +9551,6 @@
           <w:b/>
           <w:bCs/>
         </w:rPr>
-        <w:lastRenderedPageBreak/>
         <w:t>Example:</w:t>
       </w:r>
       <w:r>
@@ -9747,7 +9727,7 @@
             <w:r>
               <w:t xml:space="preserve">GRC-focused virtual conference. </w:t>
             </w:r>
-            <w:hyperlink r:id="rId20">
+            <w:hyperlink r:id="rId21">
               <w:r>
                 <w:rPr>
                   <w:rStyle w:val="Hyperlink"/>
@@ -9799,7 +9779,7 @@
             <w:r>
               <w:t xml:space="preserve">Community security conference. </w:t>
             </w:r>
-            <w:hyperlink r:id="rId21">
+            <w:hyperlink r:id="rId22">
               <w:r>
                 <w:rPr>
                   <w:rStyle w:val="Hyperlink"/>
@@ -9854,7 +9834,7 @@
             <w:r>
               <w:t xml:space="preserve">GRC-focused. </w:t>
             </w:r>
-            <w:hyperlink r:id="rId22">
+            <w:hyperlink r:id="rId23">
               <w:r>
                 <w:rPr>
                   <w:rStyle w:val="Hyperlink"/>
@@ -9906,7 +9886,7 @@
             <w:r>
               <w:t xml:space="preserve">Vendor-neutral deep dives. </w:t>
             </w:r>
-            <w:hyperlink r:id="rId23">
+            <w:hyperlink r:id="rId24">
               <w:r>
                 <w:rPr>
                   <w:rStyle w:val="Hyperlink"/>
@@ -9961,7 +9941,7 @@
             <w:r>
               <w:t xml:space="preserve">Conference directory. </w:t>
             </w:r>
-            <w:hyperlink r:id="rId24">
+            <w:hyperlink r:id="rId25">
               <w:r>
                 <w:rPr>
                   <w:rStyle w:val="Hyperlink"/>
@@ -9989,13 +9969,8 @@
     </w:tbl>
     <w:p>
       <w:r>
-        <w:rPr>
-          <w:noProof/>
-        </w:rPr>
-      </w:r>
-      <w:r>
-        <w:pict w14:anchorId="681F060C">
-          <v:rect id="Horizontal Line 8" o:spid="_x0000_s1029" style="width:468pt;height:1.1pt;visibility:visible;mso-wrap-style:square;mso-left-percent:-10001;mso-top-percent:-10001;mso-position-horizontal:absolute;mso-position-horizontal-relative:char;mso-position-vertical:absolute;mso-position-vertical-relative:line;mso-left-percent:-10001;mso-top-percent:-10001;v-text-anchor:top" o:gfxdata="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" filled="f">
+        <w:pict w14:anchorId="22AE8843">
+          <v:rect id="Horizontal Line 8" o:spid="_x0000_s1029" alt="" style="width:468pt;height:1.1pt;visibility:visible;mso-wrap-style:square;mso-width-percent:0;mso-height-percent:0;mso-left-percent:-10001;mso-top-percent:-10001;mso-position-horizontal:absolute;mso-position-horizontal-relative:char;mso-position-vertical:absolute;mso-position-vertical-relative:line;mso-width-percent:0;mso-height-percent:0;mso-left-percent:-10001;mso-top-percent:-10001;v-text-anchor:top" filled="f">
             <o:lock v:ext="edit" rotation="t" aspectratio="t" verticies="t" text="t" shapetype="t"/>
             <w10:anchorlock/>
           </v:rect>
@@ -10298,6 +10273,7 @@
               <w:pStyle w:val="Compact"/>
             </w:pPr>
             <w:r>
+              <w:lastRenderedPageBreak/>
               <w:t>1</w:t>
             </w:r>
           </w:p>
@@ -10328,7 +10304,7 @@
             <w:r>
               <w:t xml:space="preserve">The Rosetta Stone of security frameworks. Every GRC job expects familiarity. </w:t>
             </w:r>
-            <w:hyperlink r:id="rId25">
+            <w:hyperlink r:id="rId26">
               <w:r>
                 <w:rPr>
                   <w:rStyle w:val="Hyperlink"/>
@@ -10380,7 +10356,7 @@
             <w:r>
               <w:t xml:space="preserve">Prioritized, actionable security controls. </w:t>
             </w:r>
-            <w:hyperlink r:id="rId26">
+            <w:hyperlink r:id="rId27">
               <w:r>
                 <w:rPr>
                   <w:rStyle w:val="Hyperlink"/>
@@ -10435,7 +10411,7 @@
             <w:r>
               <w:t xml:space="preserve">Guide to Conducting Risk Assessments. </w:t>
             </w:r>
-            <w:hyperlink r:id="rId27">
+            <w:hyperlink r:id="rId28">
               <w:r>
                 <w:rPr>
                   <w:rStyle w:val="Hyperlink"/>
@@ -10457,7 +10433,6 @@
               <w:pStyle w:val="Compact"/>
             </w:pPr>
             <w:r>
-              <w:lastRenderedPageBreak/>
               <w:t>4</w:t>
             </w:r>
           </w:p>
@@ -10488,7 +10463,7 @@
             <w:r>
               <w:t xml:space="preserve">Free overview from AICPA. Essential for SaaS/cloud company GRC roles. </w:t>
             </w:r>
-            <w:hyperlink r:id="rId28">
+            <w:hyperlink r:id="rId29">
               <w:r>
                 <w:rPr>
                   <w:rStyle w:val="Hyperlink"/>
@@ -10543,7 +10518,7 @@
             <w:r>
               <w:t xml:space="preserve">International ISMS standard. Free overviews available. </w:t>
             </w:r>
-            <w:hyperlink r:id="rId29">
+            <w:hyperlink r:id="rId30">
               <w:r>
                 <w:rPr>
                   <w:rStyle w:val="Hyperlink"/>
@@ -10595,7 +10570,7 @@
             <w:r>
               <w:t xml:space="preserve">Especially relevant for federal/government work. </w:t>
             </w:r>
-            <w:hyperlink r:id="rId30">
+            <w:hyperlink r:id="rId31">
               <w:r>
                 <w:rPr>
                   <w:rStyle w:val="Hyperlink"/>
@@ -10650,7 +10625,7 @@
             <w:r>
               <w:t xml:space="preserve">The go-to framework for AI governance and risk. </w:t>
             </w:r>
-            <w:hyperlink r:id="rId31">
+            <w:hyperlink r:id="rId32">
               <w:r>
                 <w:rPr>
                   <w:rStyle w:val="Hyperlink"/>
@@ -10702,7 +10677,7 @@
             <w:r>
               <w:t xml:space="preserve">Covers the biggest security risks in AI/LLM deployments. </w:t>
             </w:r>
-            <w:hyperlink r:id="rId32">
+            <w:hyperlink r:id="rId33">
               <w:r>
                 <w:rPr>
                   <w:rStyle w:val="Hyperlink"/>
@@ -10746,7 +10721,7 @@
       <w:r>
         <w:t xml:space="preserve"> </w:t>
       </w:r>
-      <w:hyperlink r:id="rId33">
+      <w:hyperlink r:id="rId34">
         <w:r>
           <w:rPr>
             <w:rStyle w:val="Hyperlink"/>
@@ -10789,7 +10764,7 @@
       <w:r>
         <w:t xml:space="preserve"> (Simply Cyber), the </w:t>
       </w:r>
-      <w:hyperlink r:id="rId34">
+      <w:hyperlink r:id="rId35">
         <w:r>
           <w:rPr>
             <w:rStyle w:val="Hyperlink"/>
@@ -10885,7 +10860,7 @@
             <w:pPr>
               <w:pStyle w:val="Compact"/>
             </w:pPr>
-            <w:hyperlink r:id="rId35">
+            <w:hyperlink r:id="rId36">
               <w:r>
                 <w:rPr>
                   <w:rStyle w:val="Hyperlink"/>
@@ -10934,7 +10909,7 @@
             <w:pPr>
               <w:pStyle w:val="Compact"/>
             </w:pPr>
-            <w:hyperlink r:id="rId36">
+            <w:hyperlink r:id="rId37">
               <w:r>
                 <w:rPr>
                   <w:rStyle w:val="Hyperlink"/>
@@ -10986,7 +10961,7 @@
             <w:pPr>
               <w:pStyle w:val="Compact"/>
             </w:pPr>
-            <w:hyperlink r:id="rId37">
+            <w:hyperlink r:id="rId38">
               <w:r>
                 <w:rPr>
                   <w:rStyle w:val="Hyperlink"/>
@@ -11035,7 +11010,7 @@
             <w:pPr>
               <w:pStyle w:val="Compact"/>
             </w:pPr>
-            <w:hyperlink r:id="rId38">
+            <w:hyperlink r:id="rId39">
               <w:r>
                 <w:rPr>
                   <w:rStyle w:val="Hyperlink"/>
@@ -11087,7 +11062,7 @@
             <w:pPr>
               <w:pStyle w:val="Compact"/>
             </w:pPr>
-            <w:hyperlink r:id="rId39">
+            <w:hyperlink r:id="rId40">
               <w:r>
                 <w:rPr>
                   <w:rStyle w:val="Hyperlink"/>
@@ -11136,7 +11111,7 @@
             <w:pPr>
               <w:pStyle w:val="Compact"/>
             </w:pPr>
-            <w:hyperlink r:id="rId40">
+            <w:hyperlink r:id="rId41">
               <w:r>
                 <w:rPr>
                   <w:rStyle w:val="Hyperlink"/>
@@ -11190,7 +11165,7 @@
       <w:r>
         <w:t xml:space="preserve"> Fork the </w:t>
       </w:r>
-      <w:hyperlink r:id="rId41">
+      <w:hyperlink r:id="rId42">
         <w:r>
           <w:rPr>
             <w:rStyle w:val="Hyperlink"/>
@@ -11209,6 +11184,7 @@
       <w:bookmarkStart w:id="39" w:name="daily-learning-15-minday"/>
       <w:bookmarkEnd w:id="38"/>
       <w:r>
+        <w:lastRenderedPageBreak/>
         <w:t>Daily Learning (15 min/day)</w:t>
       </w:r>
     </w:p>
@@ -11315,7 +11291,7 @@
             <w:r>
               <w:t xml:space="preserve">Simply Cyber YouTube, every weekday. </w:t>
             </w:r>
-            <w:hyperlink r:id="rId42">
+            <w:hyperlink r:id="rId43">
               <w:r>
                 <w:rPr>
                   <w:rStyle w:val="Hyperlink"/>
@@ -11337,7 +11313,6 @@
               <w:pStyle w:val="Compact"/>
             </w:pPr>
             <w:r>
-              <w:lastRenderedPageBreak/>
               <w:t>2</w:t>
             </w:r>
           </w:p>
@@ -11368,7 +11343,7 @@
             <w:r>
               <w:t xml:space="preserve">Daniel Miessler’s newsletter. </w:t>
             </w:r>
-            <w:hyperlink r:id="rId43">
+            <w:hyperlink r:id="rId44">
               <w:r>
                 <w:rPr>
                   <w:rStyle w:val="Hyperlink"/>
@@ -11423,7 +11398,7 @@
             <w:r>
               <w:t xml:space="preserve">Curated security news digest, twice weekly. </w:t>
             </w:r>
-            <w:hyperlink r:id="rId44">
+            <w:hyperlink r:id="rId45">
               <w:r>
                 <w:rPr>
                   <w:rStyle w:val="Hyperlink"/>
@@ -11475,7 +11450,7 @@
             <w:r>
               <w:t xml:space="preserve">Investigative security journalism. </w:t>
             </w:r>
-            <w:hyperlink r:id="rId45">
+            <w:hyperlink r:id="rId46">
               <w:r>
                 <w:rPr>
                   <w:rStyle w:val="Hyperlink"/>
@@ -11530,7 +11505,7 @@
             <w:r>
               <w:t xml:space="preserve">Broad security news coverage. </w:t>
             </w:r>
-            <w:hyperlink r:id="rId46">
+            <w:hyperlink r:id="rId47">
               <w:r>
                 <w:rPr>
                   <w:rStyle w:val="Hyperlink"/>
@@ -11582,7 +11557,7 @@
             <w:r>
               <w:t xml:space="preserve">Breaking security news. </w:t>
             </w:r>
-            <w:hyperlink r:id="rId47">
+            <w:hyperlink r:id="rId48">
               <w:r>
                 <w:rPr>
                   <w:rStyle w:val="Hyperlink"/>
@@ -11707,7 +11682,7 @@
             <w:r>
               <w:t xml:space="preserve">Engaging breach stories and real-world case studies. </w:t>
             </w:r>
-            <w:hyperlink r:id="rId48">
+            <w:hyperlink r:id="rId49">
               <w:r>
                 <w:rPr>
                   <w:rStyle w:val="Hyperlink"/>
@@ -11759,7 +11734,7 @@
             <w:r>
               <w:t xml:space="preserve">GRC perspectives, career advice, industry insights. </w:t>
             </w:r>
-            <w:hyperlink r:id="rId49">
+            <w:hyperlink r:id="rId50">
               <w:r>
                 <w:rPr>
                   <w:rStyle w:val="Hyperlink"/>
@@ -11814,7 +11789,7 @@
             <w:r>
               <w:t xml:space="preserve">Industry news and expert analysis. </w:t>
             </w:r>
-            <w:hyperlink r:id="rId50">
+            <w:hyperlink r:id="rId51">
               <w:r>
                 <w:rPr>
                   <w:rStyle w:val="Hyperlink"/>
@@ -11866,7 +11841,7 @@
             <w:r>
               <w:t xml:space="preserve">Leadership perspective on security programs. </w:t>
             </w:r>
-            <w:hyperlink r:id="rId51">
+            <w:hyperlink r:id="rId52">
               <w:r>
                 <w:rPr>
                   <w:rStyle w:val="Hyperlink"/>
@@ -11921,7 +11896,7 @@
             <w:r>
               <w:t xml:space="preserve">Steve Gibson’s technical deep dives made accessible. </w:t>
             </w:r>
-            <w:hyperlink r:id="rId52">
+            <w:hyperlink r:id="rId53">
               <w:r>
                 <w:rPr>
                   <w:rStyle w:val="Hyperlink"/>
@@ -12046,7 +12021,7 @@
             <w:r>
               <w:t xml:space="preserve">Data-driven breach analysis. </w:t>
             </w:r>
-            <w:hyperlink r:id="rId53">
+            <w:hyperlink r:id="rId54">
               <w:r>
                 <w:rPr>
                   <w:rStyle w:val="Hyperlink"/>
@@ -12098,7 +12073,7 @@
             <w:r>
               <w:t xml:space="preserve">Financial impact quantification by industry. </w:t>
             </w:r>
-            <w:hyperlink r:id="rId54">
+            <w:hyperlink r:id="rId55">
               <w:r>
                 <w:rPr>
                   <w:rStyle w:val="Hyperlink"/>
@@ -12153,7 +12128,7 @@
             <w:r>
               <w:t xml:space="preserve">Threat landscape and incident response trends. </w:t>
             </w:r>
-            <w:hyperlink r:id="rId55">
+            <w:hyperlink r:id="rId56">
               <w:r>
                 <w:rPr>
                   <w:rStyle w:val="Hyperlink"/>
@@ -12205,7 +12180,7 @@
             <w:r>
               <w:t xml:space="preserve">Nation-state and criminal threat intelligence. </w:t>
             </w:r>
-            <w:hyperlink r:id="rId56">
+            <w:hyperlink r:id="rId57">
               <w:r>
                 <w:rPr>
                   <w:rStyle w:val="Hyperlink"/>
@@ -12381,7 +12356,7 @@
             <w:r>
               <w:t xml:space="preserve">Curated must-read list. </w:t>
             </w:r>
-            <w:hyperlink r:id="rId57">
+            <w:hyperlink r:id="rId58">
               <w:r>
                 <w:rPr>
                   <w:rStyle w:val="Hyperlink"/>
@@ -12417,7 +12392,7 @@
       <w:r>
         <w:t xml:space="preserve"> (</w:t>
       </w:r>
-      <w:hyperlink r:id="rId58">
+      <w:hyperlink r:id="rId59">
         <w:r>
           <w:rPr>
             <w:rStyle w:val="Hyperlink"/>
@@ -12428,7 +12403,7 @@
       <w:r>
         <w:t xml:space="preserve"> | </w:t>
       </w:r>
-      <w:hyperlink r:id="rId59">
+      <w:hyperlink r:id="rId60">
         <w:r>
           <w:rPr>
             <w:rStyle w:val="Hyperlink"/>
@@ -12498,6 +12473,7 @@
               <w:pStyle w:val="Compact"/>
             </w:pPr>
             <w:r>
+              <w:lastRenderedPageBreak/>
               <w:t>Beginner</w:t>
             </w:r>
           </w:p>
@@ -12511,7 +12487,7 @@
               <w:pStyle w:val="Compact"/>
               <w:cnfStyle w:val="000000100000" w:firstRow="0" w:lastRow="0" w:firstColumn="0" w:lastColumn="0" w:oddVBand="0" w:evenVBand="0" w:oddHBand="1" w:evenHBand="0" w:firstRowFirstColumn="0" w:firstRowLastColumn="0" w:lastRowFirstColumn="0" w:lastRowLastColumn="0"/>
             </w:pPr>
-            <w:hyperlink r:id="rId60">
+            <w:hyperlink r:id="rId61">
               <w:r>
                 <w:rPr>
                   <w:rStyle w:val="Hyperlink"/>
@@ -12522,7 +12498,7 @@
             <w:r>
               <w:t xml:space="preserve">, </w:t>
             </w:r>
-            <w:hyperlink r:id="rId61">
+            <w:hyperlink r:id="rId62">
               <w:r>
                 <w:rPr>
                   <w:rStyle w:val="Hyperlink"/>
@@ -12533,7 +12509,7 @@
             <w:r>
               <w:t xml:space="preserve">, </w:t>
             </w:r>
-            <w:hyperlink r:id="rId62">
+            <w:hyperlink r:id="rId63">
               <w:r>
                 <w:rPr>
                   <w:rStyle w:val="Hyperlink"/>
@@ -12544,7 +12520,7 @@
             <w:r>
               <w:t xml:space="preserve">, </w:t>
             </w:r>
-            <w:hyperlink r:id="rId63">
+            <w:hyperlink r:id="rId64">
               <w:r>
                 <w:rPr>
                   <w:rStyle w:val="Hyperlink"/>
@@ -12555,7 +12531,7 @@
             <w:r>
               <w:t xml:space="preserve">, </w:t>
             </w:r>
-            <w:hyperlink r:id="rId64">
+            <w:hyperlink r:id="rId65">
               <w:r>
                 <w:rPr>
                   <w:rStyle w:val="Hyperlink"/>
@@ -12590,7 +12566,7 @@
               <w:pStyle w:val="Compact"/>
               <w:cnfStyle w:val="000000000000" w:firstRow="0" w:lastRow="0" w:firstColumn="0" w:lastColumn="0" w:oddVBand="0" w:evenVBand="0" w:oddHBand="0" w:evenHBand="0" w:firstRowFirstColumn="0" w:firstRowLastColumn="0" w:lastRowFirstColumn="0" w:lastRowLastColumn="0"/>
             </w:pPr>
-            <w:hyperlink r:id="rId65">
+            <w:hyperlink r:id="rId66">
               <w:r>
                 <w:rPr>
                   <w:rStyle w:val="Hyperlink"/>
@@ -12601,7 +12577,7 @@
             <w:r>
               <w:t xml:space="preserve">, </w:t>
             </w:r>
-            <w:hyperlink r:id="rId66">
+            <w:hyperlink r:id="rId67">
               <w:r>
                 <w:rPr>
                   <w:rStyle w:val="Hyperlink"/>
@@ -12612,7 +12588,7 @@
             <w:r>
               <w:t xml:space="preserve">, </w:t>
             </w:r>
-            <w:hyperlink r:id="rId67">
+            <w:hyperlink r:id="rId68">
               <w:r>
                 <w:rPr>
                   <w:rStyle w:val="Hyperlink"/>
@@ -12623,7 +12599,7 @@
             <w:r>
               <w:t xml:space="preserve">, </w:t>
             </w:r>
-            <w:hyperlink r:id="rId68">
+            <w:hyperlink r:id="rId69">
               <w:r>
                 <w:rPr>
                   <w:rStyle w:val="Hyperlink"/>
@@ -12664,7 +12640,7 @@
             <w:r>
               <w:t xml:space="preserve">ISO 27001 Lead Implementer/Auditor, </w:t>
             </w:r>
-            <w:hyperlink r:id="rId69">
+            <w:hyperlink r:id="rId70">
               <w:r>
                 <w:rPr>
                   <w:rStyle w:val="Hyperlink"/>
@@ -12675,7 +12651,7 @@
             <w:r>
               <w:t xml:space="preserve">, </w:t>
             </w:r>
-            <w:hyperlink r:id="rId70">
+            <w:hyperlink r:id="rId71">
               <w:r>
                 <w:rPr>
                   <w:rStyle w:val="Hyperlink"/>
@@ -12697,7 +12673,6 @@
               <w:pStyle w:val="Compact"/>
             </w:pPr>
             <w:r>
-              <w:lastRenderedPageBreak/>
               <w:t>Expert</w:t>
             </w:r>
           </w:p>
@@ -12711,7 +12686,7 @@
               <w:pStyle w:val="Compact"/>
               <w:cnfStyle w:val="000000000000" w:firstRow="0" w:lastRow="0" w:firstColumn="0" w:lastColumn="0" w:oddVBand="0" w:evenVBand="0" w:oddHBand="0" w:evenHBand="0" w:firstRowFirstColumn="0" w:firstRowLastColumn="0" w:lastRowFirstColumn="0" w:lastRowLastColumn="0"/>
             </w:pPr>
-            <w:hyperlink r:id="rId71">
+            <w:hyperlink r:id="rId72">
               <w:r>
                 <w:rPr>
                   <w:rStyle w:val="Hyperlink"/>
@@ -12722,7 +12697,7 @@
             <w:r>
               <w:t xml:space="preserve">, </w:t>
             </w:r>
-            <w:hyperlink r:id="rId72">
+            <w:hyperlink r:id="rId73">
               <w:r>
                 <w:rPr>
                   <w:rStyle w:val="Hyperlink"/>
@@ -12733,7 +12708,7 @@
             <w:r>
               <w:t xml:space="preserve">, </w:t>
             </w:r>
-            <w:hyperlink r:id="rId73">
+            <w:hyperlink r:id="rId74">
               <w:r>
                 <w:rPr>
                   <w:rStyle w:val="Hyperlink"/>
@@ -12976,7 +12951,7 @@
       <w:r>
         <w:t xml:space="preserve"> - Paul Jerimy’s Security Certification Roadmap: </w:t>
       </w:r>
-      <w:hyperlink r:id="rId74">
+      <w:hyperlink r:id="rId75">
         <w:r>
           <w:rPr>
             <w:rStyle w:val="Hyperlink"/>
@@ -12987,7 +12962,7 @@
       <w:r>
         <w:t xml:space="preserve"> - </w:t>
       </w:r>
-      <w:hyperlink r:id="rId75">
+      <w:hyperlink r:id="rId76">
         <w:r>
           <w:rPr>
             <w:rStyle w:val="Hyperlink"/>
@@ -14057,6 +14032,7 @@
               <w:pStyle w:val="Compact"/>
             </w:pPr>
             <w:r>
+              <w:lastRenderedPageBreak/>
               <w:t>1</w:t>
             </w:r>
           </w:p>
@@ -14234,7 +14210,6 @@
               <w:pStyle w:val="Compact"/>
             </w:pPr>
             <w:r>
-              <w:lastRenderedPageBreak/>
               <w:t>4</w:t>
             </w:r>
           </w:p>
@@ -14346,13 +14321,8 @@
     </w:tbl>
     <w:p>
       <w:r>
-        <w:rPr>
-          <w:noProof/>
-        </w:rPr>
-      </w:r>
-      <w:r>
-        <w:pict w14:anchorId="2429B4C0">
-          <v:rect id="Horizontal Line 9" o:spid="_x0000_s1028" style="width:468pt;height:1.1pt;visibility:visible;mso-wrap-style:square;mso-left-percent:-10001;mso-top-percent:-10001;mso-position-horizontal:absolute;mso-position-horizontal-relative:char;mso-position-vertical:absolute;mso-position-vertical-relative:line;mso-left-percent:-10001;mso-top-percent:-10001;v-text-anchor:top" o:gfxdata="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" filled="f">
+        <w:pict w14:anchorId="0A70F9D4">
+          <v:rect id="Horizontal Line 9" o:spid="_x0000_s1028" alt="" style="width:468pt;height:1.1pt;visibility:visible;mso-wrap-style:square;mso-width-percent:0;mso-height-percent:0;mso-left-percent:-10001;mso-top-percent:-10001;mso-position-horizontal:absolute;mso-position-horizontal-relative:char;mso-position-vertical:absolute;mso-position-vertical-relative:line;mso-width-percent:0;mso-height-percent:0;mso-left-percent:-10001;mso-top-percent:-10001;v-text-anchor:top" filled="f">
             <o:lock v:ext="edit" rotation="t" aspectratio="t" verticies="t" text="t" shapetype="t"/>
             <w10:anchorlock/>
           </v:rect>
@@ -14782,13 +14752,8 @@
     </w:p>
     <w:p>
       <w:r>
-        <w:rPr>
-          <w:noProof/>
-        </w:rPr>
-      </w:r>
-      <w:r>
-        <w:pict w14:anchorId="47DB9C17">
-          <v:rect id="Horizontal Line 10" o:spid="_x0000_s1027" style="width:468pt;height:1.1pt;visibility:visible;mso-wrap-style:square;mso-left-percent:-10001;mso-top-percent:-10001;mso-position-horizontal:absolute;mso-position-horizontal-relative:char;mso-position-vertical:absolute;mso-position-vertical-relative:line;mso-left-percent:-10001;mso-top-percent:-10001;v-text-anchor:top" o:gfxdata="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" filled="f">
+        <w:pict w14:anchorId="50A6C65C">
+          <v:rect id="Horizontal Line 10" o:spid="_x0000_s1027" alt="" style="width:468pt;height:1.1pt;visibility:visible;mso-wrap-style:square;mso-width-percent:0;mso-height-percent:0;mso-left-percent:-10001;mso-top-percent:-10001;mso-position-horizontal:absolute;mso-position-horizontal-relative:char;mso-position-vertical:absolute;mso-position-vertical-relative:line;mso-width-percent:0;mso-height-percent:0;mso-left-percent:-10001;mso-top-percent:-10001;v-text-anchor:top" filled="f">
             <o:lock v:ext="edit" rotation="t" aspectratio="t" verticies="t" text="t" shapetype="t"/>
             <w10:anchorlock/>
           </v:rect>
@@ -14826,7 +14791,7 @@
           <w:numId w:val="2"/>
         </w:numPr>
       </w:pPr>
-      <w:hyperlink r:id="rId76">
+      <w:hyperlink r:id="rId77">
         <w:r>
           <w:rPr>
             <w:rStyle w:val="Hyperlink"/>
@@ -14849,7 +14814,7 @@
       <w:r>
         <w:t xml:space="preserve">NICE Framework: </w:t>
       </w:r>
-      <w:hyperlink r:id="rId77">
+      <w:hyperlink r:id="rId78">
         <w:r>
           <w:rPr>
             <w:rStyle w:val="Hyperlink"/>
@@ -14881,7 +14846,7 @@
           <w:numId w:val="2"/>
         </w:numPr>
       </w:pPr>
-      <w:hyperlink r:id="rId78">
+      <w:hyperlink r:id="rId79">
         <w:r>
           <w:rPr>
             <w:rStyle w:val="Hyperlink"/>
@@ -14901,7 +14866,7 @@
           <w:numId w:val="2"/>
         </w:numPr>
       </w:pPr>
-      <w:hyperlink r:id="rId79">
+      <w:hyperlink r:id="rId80">
         <w:r>
           <w:rPr>
             <w:rStyle w:val="Hyperlink"/>
@@ -14934,6 +14899,7 @@
         </w:numPr>
       </w:pPr>
       <w:r>
+        <w:lastRenderedPageBreak/>
         <w:t xml:space="preserve">This template accompanies </w:t>
       </w:r>
       <w:r>
@@ -14970,7 +14936,7 @@
       <w:r>
         <w:t xml:space="preserve">Join the community: </w:t>
       </w:r>
-      <w:hyperlink r:id="rId80">
+      <w:hyperlink r:id="rId81">
         <w:r>
           <w:rPr>
             <w:rStyle w:val="Hyperlink"/>
@@ -14981,13 +14947,8 @@
     </w:p>
     <w:p>
       <w:r>
-        <w:rPr>
-          <w:noProof/>
-        </w:rPr>
-      </w:r>
-      <w:r>
-        <w:pict w14:anchorId="0269503B">
-          <v:rect id="Horizontal Line 11" o:spid="_x0000_s1026" style="width:468pt;height:1.1pt;visibility:visible;mso-wrap-style:square;mso-left-percent:-10001;mso-top-percent:-10001;mso-position-horizontal:absolute;mso-position-horizontal-relative:char;mso-position-vertical:absolute;mso-position-vertical-relative:line;mso-left-percent:-10001;mso-top-percent:-10001;v-text-anchor:top" o:gfxdata="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" filled="f">
+        <w:pict w14:anchorId="5E969247">
+          <v:rect id="Horizontal Line 11" o:spid="_x0000_s1026" alt="" style="width:468pt;height:1.1pt;visibility:visible;mso-wrap-style:square;mso-width-percent:0;mso-height-percent:0;mso-left-percent:-10001;mso-top-percent:-10001;mso-position-horizontal:absolute;mso-position-horizontal-relative:char;mso-position-vertical:absolute;mso-position-vertical-relative:line;mso-width-percent:0;mso-height-percent:0;mso-left-percent:-10001;mso-top-percent:-10001;v-text-anchor:top" filled="f">
             <o:lock v:ext="edit" rotation="t" aspectratio="t" verticies="t" text="t" shapetype="t"/>
             <w10:anchorlock/>
           </v:rect>
@@ -15005,7 +14966,7 @@
         </w:rPr>
         <w:t xml:space="preserve">Source: </w:t>
       </w:r>
-      <w:hyperlink r:id="rId81">
+      <w:hyperlink r:id="rId82">
         <w:r>
           <w:rPr>
             <w:rStyle w:val="Hyperlink"/>
@@ -15018,8 +14979,8 @@
       <w:bookmarkEnd w:id="54"/>
     </w:p>
     <w:sectPr>
-      <w:footerReference w:type="even" r:id="rId82"/>
-      <w:footerReference w:type="default" r:id="rId83"/>
+      <w:footerReference w:type="even" r:id="rId83"/>
+      <w:footerReference w:type="default" r:id="rId84"/>
       <w:footnotePr>
         <w:numRestart w:val="eachSect"/>
       </w:footnotePr>
@@ -16830,6 +16791,8 @@
     <w:rPr>
       <w:rFonts w:eastAsiaTheme="minorEastAsia"/>
       <w:kern w:val="0"/>
+      <w:sz w:val="20"/>
+      <w:szCs w:val="20"/>
       <w:lang w:val="en-US" w:eastAsia="zh-CN"/>
       <w14:ligatures w14:val="none"/>
     </w:rPr>
@@ -17708,6 +17671,18 @@
       <w:u w:val="single"/>
     </w:rPr>
   </w:style>
+  <w:style w:type="character" w:styleId="UnresolvedMention">
+    <w:name w:val="Unresolved Mention"/>
+    <w:basedOn w:val="DefaultParagraphFont"/>
+    <w:uiPriority w:val="99"/>
+    <w:semiHidden/>
+    <w:unhideWhenUsed/>
+    <w:rsid w:val="002E32A6"/>
+    <w:rPr>
+      <w:color w:val="605E5C"/>
+      <w:shd w:val="clear" w:color="auto" w:fill="E1DFDD"/>
+    </w:rPr>
+  </w:style>
 </w:styles>
 </file>
 

--- a/GRC_CDP_Template.docx
+++ b/GRC_CDP_Template.docx
@@ -11773,6 +11773,61 @@
               <w:cnfStyle w:val="000000100000" w:firstRow="0" w:lastRow="0" w:firstColumn="0" w:lastColumn="0" w:oddVBand="0" w:evenVBand="0" w:oddHBand="1" w:evenHBand="0" w:firstRowFirstColumn="0" w:firstRowLastColumn="0" w:lastRowFirstColumn="0" w:lastRowLastColumn="0"/>
             </w:pPr>
             <w:r>
+              <w:t>CISO Tradecraft</w:t>
+            </w:r>
+          </w:p>
+        </w:tc>
+        <w:tc>
+          <w:tcPr>
+            <w:cnfStyle w:val="000010000000" w:firstRow="0" w:lastRow="0" w:firstColumn="0" w:lastColumn="0" w:oddVBand="1" w:evenVBand="0" w:oddHBand="0" w:evenHBand="0" w:firstRowFirstColumn="0" w:firstRowLastColumn="0" w:lastRowFirstColumn="0" w:lastRowLastColumn="0"/>
+            <w:tcW w:w="5669" w:type="dxa"/>
+          </w:tcPr>
+          <w:p>
+            <w:pPr>
+              <w:pStyle w:val="Compact"/>
+            </w:pPr>
+            <w:r>
+              <w:t>Practical CISO-level guidance on security strategy, risk, and leadership. One of the foundational resources for understanding how CISOs think. youtube.com/@cisotradecraft</w:t>
+            </w:r>
+            <w:hyperlink r:id="rId49">
+              <w:r>
+                <w:rPr>
+                  <w:rStyle w:val="Hyperlink"/>
+                </w:rPr>
+                <w:t>darknetdiaries.com</w:t>
+              </w:r>
+            </w:hyperlink>
+          </w:p>
+        </w:tc>
+      </w:tr>
+      <w:tr>
+        <w:trPr>
+          <w:cnfStyle w:val="000000100000" w:firstRow="0" w:lastRow="0" w:firstColumn="0" w:lastColumn="0" w:oddVBand="0" w:evenVBand="0" w:oddHBand="1" w:evenHBand="0" w:firstRowFirstColumn="0" w:firstRowLastColumn="0" w:lastRowFirstColumn="0" w:lastRowLastColumn="0"/>
+        </w:trPr>
+        <w:tc>
+          <w:tcPr>
+            <w:cnfStyle w:val="000010000000" w:firstRow="0" w:lastRow="0" w:firstColumn="0" w:lastColumn="0" w:oddVBand="1" w:evenVBand="0" w:oddHBand="0" w:evenHBand="0" w:firstRowFirstColumn="0" w:firstRowLastColumn="0" w:lastRowFirstColumn="0" w:lastRowLastColumn="0"/>
+            <w:tcW w:w="1413" w:type="dxa"/>
+          </w:tcPr>
+          <w:p>
+            <w:pPr>
+              <w:pStyle w:val="Compact"/>
+            </w:pPr>
+            <w:r>
+              <w:t>4</w:t>
+            </w:r>
+          </w:p>
+        </w:tc>
+        <w:tc>
+          <w:tcPr>
+            <w:tcW w:w="2268" w:type="dxa"/>
+          </w:tcPr>
+          <w:p>
+            <w:pPr>
+              <w:pStyle w:val="Compact"/>
+              <w:cnfStyle w:val="000000100000" w:firstRow="0" w:lastRow="0" w:firstColumn="0" w:lastColumn="0" w:oddVBand="0" w:evenVBand="0" w:oddHBand="1" w:evenHBand="0" w:firstRowFirstColumn="0" w:firstRowLastColumn="0" w:lastRowFirstColumn="0" w:lastRowLastColumn="0"/>
+            </w:pPr>
+            <w:r>
               <w:t>Risky Business</w:t>
             </w:r>
           </w:p>
@@ -11811,7 +11866,7 @@
               <w:pStyle w:val="Compact"/>
             </w:pPr>
             <w:r>
-              <w:t>4</w:t>
+              <w:t>5</w:t>
             </w:r>
           </w:p>
         </w:tc>
@@ -11866,7 +11921,7 @@
               <w:pStyle w:val="Compact"/>
             </w:pPr>
             <w:r>
-              <w:t>5</w:t>
+              <w:t>6</w:t>
             </w:r>
           </w:p>
         </w:tc>
